--- a/Notes/Plan.docx
+++ b/Notes/Plan.docx
@@ -1,6 +1,6 @@
 
 <file path=word/document.xml><?xml version="1.0" encoding="utf-8"?>
-<w:document xmlns:wpc="http://schemas.microsoft.com/office/word/2010/wordprocessingCanvas" xmlns:cx="http://schemas.microsoft.com/office/drawing/2014/chartex" xmlns:cx1="http://schemas.microsoft.com/office/drawing/2015/9/8/chartex" xmlns:cx2="http://schemas.microsoft.com/office/drawing/2015/10/21/chartex" xmlns:cx3="http://schemas.microsoft.com/office/drawing/2016/5/9/chartex" xmlns:cx4="http://schemas.microsoft.com/office/drawing/2016/5/10/chartex" xmlns:cx5="http://schemas.microsoft.com/office/drawing/2016/5/11/chartex" xmlns:cx6="http://schemas.microsoft.com/office/drawing/2016/5/12/chartex" xmlns:cx7="http://schemas.microsoft.com/office/drawing/2016/5/13/chartex" xmlns:cx8="http://schemas.microsoft.com/office/drawing/2016/5/14/chartex" xmlns:mc="http://schemas.openxmlformats.org/markup-compatibility/2006" xmlns:aink="http://schemas.microsoft.com/office/drawing/2016/ink" xmlns:am3d="http://schemas.microsoft.com/office/drawing/2017/model3d" xmlns:o="urn:schemas-microsoft-com:office:office" xmlns:oel="http://schemas.microsoft.com/office/2019/extlst" xmlns:r="http://schemas.openxmlformats.org/officeDocument/2006/relationships" xmlns:m="http://schemas.openxmlformats.org/officeDocument/2006/math" xmlns:v="urn:schemas-microsoft-com:vml" xmlns:wp14="http://schemas.microsoft.com/office/word/2010/wordprocessingDrawing" xmlns:wp="http://schemas.openxmlformats.org/drawingml/2006/wordprocessingDrawing" xmlns:w10="urn:schemas-microsoft-com:office:word" xmlns:w="http://schemas.openxmlformats.org/wordprocessingml/2006/main" xmlns:w14="http://schemas.microsoft.com/office/word/2010/wordml" xmlns:w15="http://schemas.microsoft.com/office/word/2012/wordml" xmlns:w16cex="http://schemas.microsoft.com/office/word/2018/wordml/cex" xmlns:w16cid="http://schemas.microsoft.com/office/word/2016/wordml/cid" xmlns:w16="http://schemas.microsoft.com/office/word/2018/wordml" xmlns:w16du="http://schemas.microsoft.com/office/word/2023/wordml/word16du" xmlns:w16sdtdh="http://schemas.microsoft.com/office/word/2020/wordml/sdtdatahash" xmlns:w16sdtfl="http://schemas.microsoft.com/office/word/2024/wordml/sdtformatlock" xmlns:w16se="http://schemas.microsoft.com/office/word/2015/wordml/symex" xmlns:wpg="http://schemas.microsoft.com/office/word/2010/wordprocessingGroup" xmlns:wpi="http://schemas.microsoft.com/office/word/2010/wordprocessingInk" xmlns:wne="http://schemas.microsoft.com/office/word/2006/wordml" xmlns:wps="http://schemas.microsoft.com/office/word/2010/wordprocessingShape" mc:Ignorable="w14 w15 w16se w16cid w16 w16cex w16sdtdh w16sdtfl w16du wp14">
+<w:document xmlns:wpc="http://schemas.microsoft.com/office/word/2010/wordprocessingCanvas" xmlns:cx="http://schemas.microsoft.com/office/drawing/2014/chartex" xmlns:cx1="http://schemas.microsoft.com/office/drawing/2015/9/8/chartex" xmlns:cx2="http://schemas.microsoft.com/office/drawing/2015/10/21/chartex" xmlns:cx3="http://schemas.microsoft.com/office/drawing/2016/5/9/chartex" xmlns:cx4="http://schemas.microsoft.com/office/drawing/2016/5/10/chartex" xmlns:cx5="http://schemas.microsoft.com/office/drawing/2016/5/11/chartex" xmlns:cx6="http://schemas.microsoft.com/office/drawing/2016/5/12/chartex" xmlns:cx7="http://schemas.microsoft.com/office/drawing/2016/5/13/chartex" xmlns:cx8="http://schemas.microsoft.com/office/drawing/2016/5/14/chartex" xmlns:mc="http://schemas.openxmlformats.org/markup-compatibility/2006" xmlns:aink="http://schemas.microsoft.com/office/drawing/2016/ink" xmlns:am3d="http://schemas.microsoft.com/office/drawing/2017/model3d" xmlns:o="urn:schemas-microsoft-com:office:office" xmlns:oel="http://schemas.microsoft.com/office/2019/extlst" xmlns:r="http://schemas.openxmlformats.org/officeDocument/2006/relationships" xmlns:m="http://schemas.openxmlformats.org/officeDocument/2006/math" xmlns:v="urn:schemas-microsoft-com:vml" xmlns:wp14="http://schemas.microsoft.com/office/word/2010/wordprocessingDrawing" xmlns:wp="http://schemas.openxmlformats.org/drawingml/2006/wordprocessingDrawing" xmlns:w10="urn:schemas-microsoft-com:office:word" xmlns:w="http://schemas.openxmlformats.org/wordprocessingml/2006/main" xmlns:w14="http://schemas.microsoft.com/office/word/2010/wordml" xmlns:w15="http://schemas.microsoft.com/office/word/2012/wordml" xmlns:w16cei="http://schemas.microsoft.com/office/word/2026/wordml/cei" xmlns:w16cex="http://schemas.microsoft.com/office/word/2018/wordml/cex" xmlns:w16cid="http://schemas.microsoft.com/office/word/2016/wordml/cid" xmlns:w16="http://schemas.microsoft.com/office/word/2018/wordml" xmlns:w16du="http://schemas.microsoft.com/office/word/2023/wordml/word16du" xmlns:w16sdtdh="http://schemas.microsoft.com/office/word/2020/wordml/sdtdatahash" xmlns:w16sdtfl="http://schemas.microsoft.com/office/word/2024/wordml/sdtformatlock" xmlns:w16se="http://schemas.microsoft.com/office/word/2015/wordml/symex" xmlns:wpg="http://schemas.microsoft.com/office/word/2010/wordprocessingGroup" xmlns:wpi="http://schemas.microsoft.com/office/word/2010/wordprocessingInk" xmlns:wne="http://schemas.microsoft.com/office/word/2006/wordml" xmlns:wps="http://schemas.microsoft.com/office/word/2010/wordprocessingShape" mc:Ignorable="w14 w15 w16se w16cid w16 w16cex w16sdtdh w16sdtfl w16du wp14">
   <w:body>
     <w:p>
       <w:pPr>
@@ -365,7 +365,19 @@
         <w:rPr>
           <w:lang w:val="fr-FR"/>
         </w:rPr>
-        <w:t>Dans quel contexte écrit-il ?  (contexte historique et écoles historiographiques)</w:t>
+        <w:t>Dans quel contexte écrit-il ?  (contexte historique et écoles historiographiques</w:t>
+      </w:r>
+      <w:r>
+        <w:rPr>
+          <w:lang w:val="fr-FR"/>
+        </w:rPr>
+        <w:t>, cela demandera une longue biblio, surtout si je m’immisce dans l’histoire des idées</w:t>
+      </w:r>
+      <w:r>
+        <w:rPr>
+          <w:lang w:val="fr-FR"/>
+        </w:rPr>
+        <w:t>)</w:t>
       </w:r>
     </w:p>
     <w:p>
@@ -470,6 +482,113 @@
           <w:lang w:val="fr-FR"/>
         </w:rPr>
         <w:t>Quel vocabulaire est employé ? Comment dit-on l’histoire de Robert ?</w:t>
+      </w:r>
+    </w:p>
+    <w:p>
+      <w:pPr>
+        <w:pStyle w:val="Paragraphedeliste"/>
+        <w:rPr>
+          <w:lang w:val="fr-FR"/>
+        </w:rPr>
+      </w:pPr>
+    </w:p>
+    <w:p>
+      <w:pPr>
+        <w:rPr>
+          <w:lang w:val="fr-FR"/>
+        </w:rPr>
+      </w:pPr>
+    </w:p>
+    <w:p>
+      <w:pPr>
+        <w:rPr>
+          <w:lang w:val="fr-FR"/>
+        </w:rPr>
+      </w:pPr>
+      <w:r>
+        <w:rPr>
+          <w:lang w:val="fr-FR"/>
+        </w:rPr>
+        <w:t>Pourquoi choisir cette problématique :</w:t>
+      </w:r>
+    </w:p>
+    <w:p>
+      <w:pPr>
+        <w:rPr>
+          <w:lang w:val="fr-FR"/>
+        </w:rPr>
+      </w:pPr>
+    </w:p>
+    <w:p>
+      <w:pPr>
+        <w:pStyle w:val="Paragraphedeliste"/>
+        <w:numPr>
+          <w:ilvl w:val="0"/>
+          <w:numId w:val="2"/>
+        </w:numPr>
+        <w:rPr>
+          <w:lang w:val="fr-FR"/>
+        </w:rPr>
+      </w:pPr>
+      <w:r>
+        <w:rPr>
+          <w:lang w:val="fr-FR"/>
+        </w:rPr>
+        <w:t>Riche traitement par les historiens et les chroniqueurs du procès et de la vie de Robert</w:t>
+      </w:r>
+    </w:p>
+    <w:p>
+      <w:pPr>
+        <w:pStyle w:val="Paragraphedeliste"/>
+        <w:numPr>
+          <w:ilvl w:val="0"/>
+          <w:numId w:val="2"/>
+        </w:numPr>
+        <w:rPr>
+          <w:lang w:val="fr-FR"/>
+        </w:rPr>
+      </w:pPr>
+      <w:r>
+        <w:rPr>
+          <w:lang w:val="fr-FR"/>
+        </w:rPr>
+        <w:t>Différentes tendances et mentalités illustrées par les positions vis-à-vis de robert, on peut faire une histoire des idées et des écoles en prenant ce procès comme exemple</w:t>
+      </w:r>
+    </w:p>
+    <w:p>
+      <w:pPr>
+        <w:pStyle w:val="Paragraphedeliste"/>
+        <w:numPr>
+          <w:ilvl w:val="0"/>
+          <w:numId w:val="2"/>
+        </w:numPr>
+        <w:rPr>
+          <w:lang w:val="fr-FR"/>
+        </w:rPr>
+      </w:pPr>
+      <w:r>
+        <w:rPr>
+          <w:lang w:val="fr-FR"/>
+        </w:rPr>
+        <w:t>La manière de percevoir le passé, ses personnages et ses événements est pour moi le plus révélateur de la pensée d’une époque</w:t>
+      </w:r>
+    </w:p>
+    <w:p>
+      <w:pPr>
+        <w:pStyle w:val="Paragraphedeliste"/>
+        <w:numPr>
+          <w:ilvl w:val="0"/>
+          <w:numId w:val="2"/>
+        </w:numPr>
+        <w:rPr>
+          <w:lang w:val="fr-FR"/>
+        </w:rPr>
+      </w:pPr>
+      <w:r>
+        <w:rPr>
+          <w:lang w:val="fr-FR"/>
+        </w:rPr>
+        <w:t>Domaine finalement peu étudié, surtout pour les textes renaissants et les chroniqueurs anglais</w:t>
       </w:r>
     </w:p>
     <w:sectPr>
@@ -483,7 +602,7 @@
 </file>
 
 <file path=word/numbering.xml><?xml version="1.0" encoding="utf-8"?>
-<w:numbering xmlns:wpc="http://schemas.microsoft.com/office/word/2010/wordprocessingCanvas" xmlns:cx="http://schemas.microsoft.com/office/drawing/2014/chartex" xmlns:cx1="http://schemas.microsoft.com/office/drawing/2015/9/8/chartex" xmlns:cx2="http://schemas.microsoft.com/office/drawing/2015/10/21/chartex" xmlns:cx3="http://schemas.microsoft.com/office/drawing/2016/5/9/chartex" xmlns:cx4="http://schemas.microsoft.com/office/drawing/2016/5/10/chartex" xmlns:cx5="http://schemas.microsoft.com/office/drawing/2016/5/11/chartex" xmlns:cx6="http://schemas.microsoft.com/office/drawing/2016/5/12/chartex" xmlns:cx7="http://schemas.microsoft.com/office/drawing/2016/5/13/chartex" xmlns:cx8="http://schemas.microsoft.com/office/drawing/2016/5/14/chartex" xmlns:mc="http://schemas.openxmlformats.org/markup-compatibility/2006" xmlns:aink="http://schemas.microsoft.com/office/drawing/2016/ink" xmlns:am3d="http://schemas.microsoft.com/office/drawing/2017/model3d" xmlns:o="urn:schemas-microsoft-com:office:office" xmlns:oel="http://schemas.microsoft.com/office/2019/extlst" xmlns:r="http://schemas.openxmlformats.org/officeDocument/2006/relationships" xmlns:m="http://schemas.openxmlformats.org/officeDocument/2006/math" xmlns:v="urn:schemas-microsoft-com:vml" xmlns:wp14="http://schemas.microsoft.com/office/word/2010/wordprocessingDrawing" xmlns:wp="http://schemas.openxmlformats.org/drawingml/2006/wordprocessingDrawing" xmlns:w10="urn:schemas-microsoft-com:office:word" xmlns:w="http://schemas.openxmlformats.org/wordprocessingml/2006/main" xmlns:w14="http://schemas.microsoft.com/office/word/2010/wordml" xmlns:w15="http://schemas.microsoft.com/office/word/2012/wordml" xmlns:w16cex="http://schemas.microsoft.com/office/word/2018/wordml/cex" xmlns:w16cid="http://schemas.microsoft.com/office/word/2016/wordml/cid" xmlns:w16="http://schemas.microsoft.com/office/word/2018/wordml" xmlns:w16du="http://schemas.microsoft.com/office/word/2023/wordml/word16du" xmlns:w16sdtdh="http://schemas.microsoft.com/office/word/2020/wordml/sdtdatahash" xmlns:w16sdtfl="http://schemas.microsoft.com/office/word/2024/wordml/sdtformatlock" xmlns:w16se="http://schemas.microsoft.com/office/word/2015/wordml/symex" xmlns:wpg="http://schemas.microsoft.com/office/word/2010/wordprocessingGroup" xmlns:wpi="http://schemas.microsoft.com/office/word/2010/wordprocessingInk" xmlns:wne="http://schemas.microsoft.com/office/word/2006/wordml" xmlns:wps="http://schemas.microsoft.com/office/word/2010/wordprocessingShape" mc:Ignorable="w14 w15 w16se w16cid w16 w16cex w16sdtdh w16sdtfl w16du wp14">
+<w:numbering xmlns:wpc="http://schemas.microsoft.com/office/word/2010/wordprocessingCanvas" xmlns:cx="http://schemas.microsoft.com/office/drawing/2014/chartex" xmlns:cx1="http://schemas.microsoft.com/office/drawing/2015/9/8/chartex" xmlns:cx2="http://schemas.microsoft.com/office/drawing/2015/10/21/chartex" xmlns:cx3="http://schemas.microsoft.com/office/drawing/2016/5/9/chartex" xmlns:cx4="http://schemas.microsoft.com/office/drawing/2016/5/10/chartex" xmlns:cx5="http://schemas.microsoft.com/office/drawing/2016/5/11/chartex" xmlns:cx6="http://schemas.microsoft.com/office/drawing/2016/5/12/chartex" xmlns:cx7="http://schemas.microsoft.com/office/drawing/2016/5/13/chartex" xmlns:cx8="http://schemas.microsoft.com/office/drawing/2016/5/14/chartex" xmlns:mc="http://schemas.openxmlformats.org/markup-compatibility/2006" xmlns:aink="http://schemas.microsoft.com/office/drawing/2016/ink" xmlns:am3d="http://schemas.microsoft.com/office/drawing/2017/model3d" xmlns:o="urn:schemas-microsoft-com:office:office" xmlns:oel="http://schemas.microsoft.com/office/2019/extlst" xmlns:r="http://schemas.openxmlformats.org/officeDocument/2006/relationships" xmlns:m="http://schemas.openxmlformats.org/officeDocument/2006/math" xmlns:v="urn:schemas-microsoft-com:vml" xmlns:wp14="http://schemas.microsoft.com/office/word/2010/wordprocessingDrawing" xmlns:wp="http://schemas.openxmlformats.org/drawingml/2006/wordprocessingDrawing" xmlns:w10="urn:schemas-microsoft-com:office:word" xmlns:w="http://schemas.openxmlformats.org/wordprocessingml/2006/main" xmlns:w14="http://schemas.microsoft.com/office/word/2010/wordml" xmlns:w15="http://schemas.microsoft.com/office/word/2012/wordml" xmlns:w16cei="http://schemas.microsoft.com/office/word/2026/wordml/cei" xmlns:w16cex="http://schemas.microsoft.com/office/word/2018/wordml/cex" xmlns:w16cid="http://schemas.microsoft.com/office/word/2016/wordml/cid" xmlns:w16="http://schemas.microsoft.com/office/word/2018/wordml" xmlns:w16du="http://schemas.microsoft.com/office/word/2023/wordml/word16du" xmlns:w16sdtdh="http://schemas.microsoft.com/office/word/2020/wordml/sdtdatahash" xmlns:w16sdtfl="http://schemas.microsoft.com/office/word/2024/wordml/sdtformatlock" xmlns:w16se="http://schemas.microsoft.com/office/word/2015/wordml/symex" xmlns:wpg="http://schemas.microsoft.com/office/word/2010/wordprocessingGroup" xmlns:wpi="http://schemas.microsoft.com/office/word/2010/wordprocessingInk" xmlns:wne="http://schemas.microsoft.com/office/word/2006/wordml" xmlns:wps="http://schemas.microsoft.com/office/word/2010/wordprocessingShape" mc:Ignorable="w14 w15 w16se w16cid w16 w16cex w16sdtdh w16sdtfl w16du wp14">
   <w:abstractNum w:abstractNumId="0" w15:restartNumberingAfterBreak="0">
     <w:nsid w:val="19C54A56"/>
     <w:multiLevelType w:val="multilevel"/>

--- a/Notes/Plan.docx
+++ b/Notes/Plan.docx
@@ -1,9 +1,10 @@
 
 <file path=word/document.xml><?xml version="1.0" encoding="utf-8"?>
-<w:document xmlns:wpc="http://schemas.microsoft.com/office/word/2010/wordprocessingCanvas" xmlns:cx="http://schemas.microsoft.com/office/drawing/2014/chartex" xmlns:cx1="http://schemas.microsoft.com/office/drawing/2015/9/8/chartex" xmlns:cx2="http://schemas.microsoft.com/office/drawing/2015/10/21/chartex" xmlns:cx3="http://schemas.microsoft.com/office/drawing/2016/5/9/chartex" xmlns:cx4="http://schemas.microsoft.com/office/drawing/2016/5/10/chartex" xmlns:cx5="http://schemas.microsoft.com/office/drawing/2016/5/11/chartex" xmlns:cx6="http://schemas.microsoft.com/office/drawing/2016/5/12/chartex" xmlns:cx7="http://schemas.microsoft.com/office/drawing/2016/5/13/chartex" xmlns:cx8="http://schemas.microsoft.com/office/drawing/2016/5/14/chartex" xmlns:mc="http://schemas.openxmlformats.org/markup-compatibility/2006" xmlns:aink="http://schemas.microsoft.com/office/drawing/2016/ink" xmlns:am3d="http://schemas.microsoft.com/office/drawing/2017/model3d" xmlns:o="urn:schemas-microsoft-com:office:office" xmlns:oel="http://schemas.microsoft.com/office/2019/extlst" xmlns:r="http://schemas.openxmlformats.org/officeDocument/2006/relationships" xmlns:m="http://schemas.openxmlformats.org/officeDocument/2006/math" xmlns:v="urn:schemas-microsoft-com:vml" xmlns:wp14="http://schemas.microsoft.com/office/word/2010/wordprocessingDrawing" xmlns:wp="http://schemas.openxmlformats.org/drawingml/2006/wordprocessingDrawing" xmlns:w10="urn:schemas-microsoft-com:office:word" xmlns:w="http://schemas.openxmlformats.org/wordprocessingml/2006/main" xmlns:w14="http://schemas.microsoft.com/office/word/2010/wordml" xmlns:w15="http://schemas.microsoft.com/office/word/2012/wordml" xmlns:w16cei="http://schemas.microsoft.com/office/word/2026/wordml/cei" xmlns:w16cex="http://schemas.microsoft.com/office/word/2018/wordml/cex" xmlns:w16cid="http://schemas.microsoft.com/office/word/2016/wordml/cid" xmlns:w16="http://schemas.microsoft.com/office/word/2018/wordml" xmlns:w16du="http://schemas.microsoft.com/office/word/2023/wordml/word16du" xmlns:w16sdtdh="http://schemas.microsoft.com/office/word/2020/wordml/sdtdatahash" xmlns:w16sdtfl="http://schemas.microsoft.com/office/word/2024/wordml/sdtformatlock" xmlns:w16se="http://schemas.microsoft.com/office/word/2015/wordml/symex" xmlns:wpg="http://schemas.microsoft.com/office/word/2010/wordprocessingGroup" xmlns:wpi="http://schemas.microsoft.com/office/word/2010/wordprocessingInk" xmlns:wne="http://schemas.microsoft.com/office/word/2006/wordml" xmlns:wps="http://schemas.microsoft.com/office/word/2010/wordprocessingShape" mc:Ignorable="w14 w15 w16se w16cid w16 w16cex w16sdtdh w16sdtfl w16du wp14">
+<w:document xmlns:wpc="http://schemas.microsoft.com/office/word/2010/wordprocessingCanvas" xmlns:cx="http://schemas.microsoft.com/office/drawing/2014/chartex" xmlns:cx1="http://schemas.microsoft.com/office/drawing/2015/9/8/chartex" xmlns:cx2="http://schemas.microsoft.com/office/drawing/2015/10/21/chartex" xmlns:cx3="http://schemas.microsoft.com/office/drawing/2016/5/9/chartex" xmlns:cx4="http://schemas.microsoft.com/office/drawing/2016/5/10/chartex" xmlns:cx5="http://schemas.microsoft.com/office/drawing/2016/5/11/chartex" xmlns:cx6="http://schemas.microsoft.com/office/drawing/2016/5/12/chartex" xmlns:cx7="http://schemas.microsoft.com/office/drawing/2016/5/13/chartex" xmlns:cx8="http://schemas.microsoft.com/office/drawing/2016/5/14/chartex" xmlns:mc="http://schemas.openxmlformats.org/markup-compatibility/2006" xmlns:aink="http://schemas.microsoft.com/office/drawing/2016/ink" xmlns:am3d="http://schemas.microsoft.com/office/drawing/2017/model3d" xmlns:o="urn:schemas-microsoft-com:office:office" xmlns:oel="http://schemas.microsoft.com/office/2019/extlst" xmlns:r="http://schemas.openxmlformats.org/officeDocument/2006/relationships" xmlns:m="http://schemas.openxmlformats.org/officeDocument/2006/math" xmlns:v="urn:schemas-microsoft-com:vml" xmlns:wp14="http://schemas.microsoft.com/office/word/2010/wordprocessingDrawing" xmlns:wp="http://schemas.openxmlformats.org/drawingml/2006/wordprocessingDrawing" xmlns:w10="urn:schemas-microsoft-com:office:word" xmlns:w="http://schemas.openxmlformats.org/wordprocessingml/2006/main" xmlns:w14="http://schemas.microsoft.com/office/word/2010/wordml" xmlns:w15="http://schemas.microsoft.com/office/word/2012/wordml" xmlns:w16cex="http://schemas.microsoft.com/office/word/2018/wordml/cex" xmlns:w16cid="http://schemas.microsoft.com/office/word/2016/wordml/cid" xmlns:w16="http://schemas.microsoft.com/office/word/2018/wordml" xmlns:w16du="http://schemas.microsoft.com/office/word/2023/wordml/word16du" xmlns:w16sdtdh="http://schemas.microsoft.com/office/word/2020/wordml/sdtdatahash" xmlns:w16sdtfl="http://schemas.microsoft.com/office/word/2024/wordml/sdtformatlock" xmlns:w16se="http://schemas.microsoft.com/office/word/2015/wordml/symex" xmlns:wpg="http://schemas.microsoft.com/office/word/2010/wordprocessingGroup" xmlns:wpi="http://schemas.microsoft.com/office/word/2010/wordprocessingInk" xmlns:wne="http://schemas.microsoft.com/office/word/2006/wordml" xmlns:wps="http://schemas.microsoft.com/office/word/2010/wordprocessingShape" mc:Ignorable="w14 w15 w16se w16cid w16 w16cex w16sdtdh w16sdtfl w16du wp14">
   <w:body>
     <w:p>
       <w:pPr>
+        <w:spacing w:line="360" w:lineRule="auto"/>
         <w:rPr>
           <w:lang w:val="fr-FR"/>
         </w:rPr>
@@ -17,13 +18,15 @@
     </w:p>
     <w:p>
       <w:pPr>
-        <w:rPr>
-          <w:lang w:val="fr-FR"/>
-        </w:rPr>
-      </w:pPr>
-    </w:p>
-    <w:p>
-      <w:pPr>
+        <w:spacing w:line="360" w:lineRule="auto"/>
+        <w:rPr>
+          <w:lang w:val="fr-FR"/>
+        </w:rPr>
+      </w:pPr>
+    </w:p>
+    <w:p>
+      <w:pPr>
+        <w:spacing w:line="360" w:lineRule="auto"/>
         <w:rPr>
           <w:lang w:val="fr-FR"/>
         </w:rPr>
@@ -37,6 +40,7 @@
     </w:p>
     <w:p>
       <w:pPr>
+        <w:spacing w:line="360" w:lineRule="auto"/>
         <w:rPr>
           <w:lang w:val="fr-FR"/>
         </w:rPr>
@@ -49,6 +53,7 @@
           <w:ilvl w:val="0"/>
           <w:numId w:val="1"/>
         </w:numPr>
+        <w:spacing w:line="360" w:lineRule="auto"/>
         <w:rPr>
           <w:lang w:val="fr-FR"/>
         </w:rPr>
@@ -67,6 +72,7 @@
           <w:ilvl w:val="1"/>
           <w:numId w:val="1"/>
         </w:numPr>
+        <w:spacing w:line="360" w:lineRule="auto"/>
         <w:rPr>
           <w:lang w:val="fr-FR"/>
         </w:rPr>
@@ -77,6 +83,20 @@
         </w:rPr>
         <w:t xml:space="preserve"> Les registres</w:t>
       </w:r>
+      <w:r>
+        <w:rPr>
+          <w:lang w:val="fr-FR"/>
+        </w:rPr>
+        <w:t> : Robert criminel</w:t>
+      </w:r>
+    </w:p>
+    <w:p>
+      <w:pPr>
+        <w:spacing w:line="360" w:lineRule="auto"/>
+        <w:rPr>
+          <w:lang w:val="fr-FR"/>
+        </w:rPr>
+      </w:pPr>
     </w:p>
     <w:p>
       <w:pPr>
@@ -85,6 +105,7 @@
           <w:ilvl w:val="1"/>
           <w:numId w:val="1"/>
         </w:numPr>
+        <w:spacing w:line="360" w:lineRule="auto"/>
         <w:rPr>
           <w:lang w:val="fr-FR"/>
         </w:rPr>
@@ -98,6 +119,101 @@
     </w:p>
     <w:p>
       <w:pPr>
+        <w:pStyle w:val="Paragraphedeliste"/>
+        <w:numPr>
+          <w:ilvl w:val="2"/>
+          <w:numId w:val="1"/>
+        </w:numPr>
+        <w:spacing w:line="360" w:lineRule="auto"/>
+        <w:rPr>
+          <w:lang w:val="fr-FR"/>
+        </w:rPr>
+      </w:pPr>
+      <w:r>
+        <w:rPr>
+          <w:lang w:val="fr-FR"/>
+        </w:rPr>
+        <w:t xml:space="preserve">Robert chevalier : </w:t>
+      </w:r>
+      <w:r>
+        <w:rPr>
+          <w:lang w:val="fr-FR"/>
+        </w:rPr>
+        <w:t>Jean le Bel, sa postérité, et le consensus des chroniqueurs</w:t>
+      </w:r>
+    </w:p>
+    <w:p>
+      <w:pPr>
+        <w:pStyle w:val="Paragraphedeliste"/>
+        <w:numPr>
+          <w:ilvl w:val="2"/>
+          <w:numId w:val="1"/>
+        </w:numPr>
+        <w:spacing w:line="360" w:lineRule="auto"/>
+        <w:rPr>
+          <w:lang w:val="fr-FR"/>
+        </w:rPr>
+      </w:pPr>
+      <w:r>
+        <w:rPr>
+          <w:lang w:val="fr-FR"/>
+        </w:rPr>
+        <w:t xml:space="preserve">Froissart </w:t>
+      </w:r>
+      <w:r>
+        <w:rPr>
+          <w:lang w:val="fr-FR"/>
+        </w:rPr>
+        <w:t>désenchanté</w:t>
+      </w:r>
+      <w:r>
+        <w:rPr>
+          <w:lang w:val="fr-FR"/>
+        </w:rPr>
+        <w:t> : Robert d’Artois et la crise de la chevalerie</w:t>
+      </w:r>
+    </w:p>
+    <w:p>
+      <w:pPr>
+        <w:pStyle w:val="Paragraphedeliste"/>
+        <w:numPr>
+          <w:ilvl w:val="3"/>
+          <w:numId w:val="1"/>
+        </w:numPr>
+        <w:spacing w:line="360" w:lineRule="auto"/>
+        <w:rPr>
+          <w:lang w:val="fr-FR"/>
+        </w:rPr>
+      </w:pPr>
+      <w:r>
+        <w:rPr>
+          <w:lang w:val="fr-FR"/>
+        </w:rPr>
+        <w:t xml:space="preserve"> Froissart et ses mécènes</w:t>
+      </w:r>
+    </w:p>
+    <w:p>
+      <w:pPr>
+        <w:pStyle w:val="Paragraphedeliste"/>
+        <w:numPr>
+          <w:ilvl w:val="3"/>
+          <w:numId w:val="1"/>
+        </w:numPr>
+        <w:spacing w:line="360" w:lineRule="auto"/>
+        <w:rPr>
+          <w:lang w:val="fr-FR"/>
+        </w:rPr>
+      </w:pPr>
+      <w:r>
+        <w:rPr>
+          <w:lang w:val="fr-FR"/>
+        </w:rPr>
+        <w:t xml:space="preserve"> Le voyage en Angleterre</w:t>
+      </w:r>
+    </w:p>
+    <w:p>
+      <w:pPr>
+        <w:spacing w:line="360" w:lineRule="auto"/>
         <w:rPr>
           <w:lang w:val="fr-FR"/>
         </w:rPr>
@@ -110,6 +226,7 @@
           <w:ilvl w:val="0"/>
           <w:numId w:val="1"/>
         </w:numPr>
+        <w:spacing w:line="360" w:lineRule="auto"/>
         <w:rPr>
           <w:lang w:val="fr-FR"/>
         </w:rPr>
@@ -124,11 +241,38 @@
         <w:rPr>
           <w:lang w:val="fr-FR"/>
         </w:rPr>
-        <w:t>temps de l’écriture scientifique</w:t>
-      </w:r>
-    </w:p>
-    <w:p>
-      <w:pPr>
+        <w:t>historiens (16</w:t>
+      </w:r>
+      <w:r>
+        <w:rPr>
+          <w:vertAlign w:val="superscript"/>
+          <w:lang w:val="fr-FR"/>
+        </w:rPr>
+        <w:t>e</w:t>
+      </w:r>
+      <w:r>
+        <w:rPr>
+          <w:lang w:val="fr-FR"/>
+        </w:rPr>
+        <w:t>-17</w:t>
+      </w:r>
+      <w:r>
+        <w:rPr>
+          <w:vertAlign w:val="superscript"/>
+          <w:lang w:val="fr-FR"/>
+        </w:rPr>
+        <w:t>e</w:t>
+      </w:r>
+      <w:r>
+        <w:rPr>
+          <w:lang w:val="fr-FR"/>
+        </w:rPr>
+        <w:t>)</w:t>
+      </w:r>
+    </w:p>
+    <w:p>
+      <w:pPr>
+        <w:spacing w:line="360" w:lineRule="auto"/>
         <w:rPr>
           <w:lang w:val="fr-FR"/>
         </w:rPr>
@@ -141,58 +285,56 @@
           <w:ilvl w:val="0"/>
           <w:numId w:val="1"/>
         </w:numPr>
-        <w:rPr>
-          <w:lang w:val="fr-FR"/>
-        </w:rPr>
-      </w:pPr>
-      <w:r>
-        <w:rPr>
-          <w:lang w:val="fr-FR"/>
-        </w:rPr>
-        <w:t>Le 19</w:t>
-      </w:r>
-      <w:r>
-        <w:rPr>
-          <w:vertAlign w:val="superscript"/>
-          <w:lang w:val="fr-FR"/>
-        </w:rPr>
-        <w:t>e</w:t>
-      </w:r>
-    </w:p>
-    <w:p>
-      <w:pPr>
-        <w:rPr>
-          <w:lang w:val="fr-FR"/>
-        </w:rPr>
-      </w:pPr>
+        <w:spacing w:line="360" w:lineRule="auto"/>
+        <w:rPr>
+          <w:lang w:val="fr-FR"/>
+        </w:rPr>
+      </w:pPr>
+      <w:r>
+        <w:rPr>
+          <w:lang w:val="fr-FR"/>
+        </w:rPr>
+        <w:t>Le début de l’écriture scientifique</w:t>
+      </w:r>
     </w:p>
     <w:p>
       <w:pPr>
         <w:pStyle w:val="Paragraphedeliste"/>
         <w:numPr>
-          <w:ilvl w:val="0"/>
+          <w:ilvl w:val="1"/>
           <w:numId w:val="1"/>
         </w:numPr>
-        <w:rPr>
-          <w:lang w:val="fr-FR"/>
-        </w:rPr>
-      </w:pPr>
-      <w:r>
-        <w:rPr>
-          <w:lang w:val="fr-FR"/>
-        </w:rPr>
-        <w:t>20-21e</w:t>
-      </w:r>
-    </w:p>
-    <w:p>
-      <w:pPr>
-        <w:rPr>
-          <w:lang w:val="fr-FR"/>
-        </w:rPr>
-      </w:pPr>
-    </w:p>
-    <w:p>
-      <w:pPr>
+        <w:spacing w:line="360" w:lineRule="auto"/>
+        <w:rPr>
+          <w:lang w:val="fr-FR"/>
+        </w:rPr>
+      </w:pPr>
+      <w:r>
+        <w:rPr>
+          <w:lang w:val="fr-FR"/>
+        </w:rPr>
+        <w:t xml:space="preserve"> Antoine Lancelot : un historien scientifique face aux préjugés renaissants</w:t>
+      </w:r>
+    </w:p>
+    <w:p>
+      <w:pPr>
+        <w:spacing w:line="360" w:lineRule="auto"/>
+        <w:rPr>
+          <w:lang w:val="fr-FR"/>
+        </w:rPr>
+      </w:pPr>
+    </w:p>
+    <w:p>
+      <w:pPr>
+        <w:spacing w:line="360" w:lineRule="auto"/>
+        <w:rPr>
+          <w:lang w:val="fr-FR"/>
+        </w:rPr>
+      </w:pPr>
+    </w:p>
+    <w:p>
+      <w:pPr>
+        <w:spacing w:line="360" w:lineRule="auto"/>
         <w:rPr>
           <w:lang w:val="fr-FR"/>
         </w:rPr>
@@ -206,20 +348,23 @@
     </w:p>
     <w:p>
       <w:pPr>
-        <w:rPr>
-          <w:lang w:val="fr-FR"/>
-        </w:rPr>
-      </w:pPr>
-    </w:p>
-    <w:p>
-      <w:pPr>
-        <w:rPr>
-          <w:lang w:val="fr-FR"/>
-        </w:rPr>
-      </w:pPr>
-    </w:p>
-    <w:p>
-      <w:pPr>
+        <w:spacing w:line="360" w:lineRule="auto"/>
+        <w:rPr>
+          <w:lang w:val="fr-FR"/>
+        </w:rPr>
+      </w:pPr>
+    </w:p>
+    <w:p>
+      <w:pPr>
+        <w:spacing w:line="360" w:lineRule="auto"/>
+        <w:rPr>
+          <w:lang w:val="fr-FR"/>
+        </w:rPr>
+      </w:pPr>
+    </w:p>
+    <w:p>
+      <w:pPr>
+        <w:spacing w:line="360" w:lineRule="auto"/>
         <w:rPr>
           <w:lang w:val="fr-FR"/>
         </w:rPr>
@@ -233,6 +378,7 @@
     </w:p>
     <w:p>
       <w:pPr>
+        <w:spacing w:line="360" w:lineRule="auto"/>
         <w:rPr>
           <w:lang w:val="fr-FR"/>
         </w:rPr>
@@ -245,6 +391,7 @@
           <w:ilvl w:val="0"/>
           <w:numId w:val="3"/>
         </w:numPr>
+        <w:spacing w:line="360" w:lineRule="auto"/>
         <w:rPr>
           <w:lang w:val="fr-FR"/>
         </w:rPr>
@@ -263,6 +410,7 @@
           <w:ilvl w:val="0"/>
           <w:numId w:val="2"/>
         </w:numPr>
+        <w:spacing w:line="360" w:lineRule="auto"/>
         <w:rPr>
           <w:lang w:val="fr-FR"/>
         </w:rPr>
@@ -281,6 +429,7 @@
           <w:ilvl w:val="0"/>
           <w:numId w:val="2"/>
         </w:numPr>
+        <w:spacing w:line="360" w:lineRule="auto"/>
         <w:rPr>
           <w:lang w:val="fr-FR"/>
         </w:rPr>
@@ -294,6 +443,7 @@
     </w:p>
     <w:p>
       <w:pPr>
+        <w:spacing w:line="360" w:lineRule="auto"/>
         <w:rPr>
           <w:lang w:val="fr-FR"/>
         </w:rPr>
@@ -306,6 +456,7 @@
           <w:ilvl w:val="0"/>
           <w:numId w:val="3"/>
         </w:numPr>
+        <w:spacing w:line="360" w:lineRule="auto"/>
         <w:rPr>
           <w:lang w:val="fr-FR"/>
         </w:rPr>
@@ -319,6 +470,7 @@
     </w:p>
     <w:p>
       <w:pPr>
+        <w:spacing w:line="360" w:lineRule="auto"/>
         <w:rPr>
           <w:lang w:val="fr-FR"/>
         </w:rPr>
@@ -331,6 +483,7 @@
           <w:ilvl w:val="0"/>
           <w:numId w:val="3"/>
         </w:numPr>
+        <w:spacing w:line="360" w:lineRule="auto"/>
         <w:rPr>
           <w:lang w:val="fr-FR"/>
         </w:rPr>
@@ -345,6 +498,7 @@
     <w:p>
       <w:pPr>
         <w:pStyle w:val="Paragraphedeliste"/>
+        <w:spacing w:line="360" w:lineRule="auto"/>
         <w:rPr>
           <w:lang w:val="fr-FR"/>
         </w:rPr>
@@ -357,6 +511,7 @@
           <w:ilvl w:val="0"/>
           <w:numId w:val="3"/>
         </w:numPr>
+        <w:spacing w:line="360" w:lineRule="auto"/>
         <w:rPr>
           <w:lang w:val="fr-FR"/>
         </w:rPr>
@@ -383,6 +538,7 @@
     <w:p>
       <w:pPr>
         <w:pStyle w:val="Paragraphedeliste"/>
+        <w:spacing w:line="360" w:lineRule="auto"/>
         <w:rPr>
           <w:lang w:val="fr-FR"/>
         </w:rPr>
@@ -395,6 +551,7 @@
           <w:ilvl w:val="0"/>
           <w:numId w:val="3"/>
         </w:numPr>
+        <w:spacing w:line="360" w:lineRule="auto"/>
         <w:rPr>
           <w:lang w:val="fr-FR"/>
         </w:rPr>
@@ -409,6 +566,7 @@
     <w:p>
       <w:pPr>
         <w:pStyle w:val="Paragraphedeliste"/>
+        <w:spacing w:line="360" w:lineRule="auto"/>
         <w:rPr>
           <w:lang w:val="fr-FR"/>
         </w:rPr>
@@ -421,6 +579,7 @@
           <w:ilvl w:val="0"/>
           <w:numId w:val="3"/>
         </w:numPr>
+        <w:spacing w:line="360" w:lineRule="auto"/>
         <w:rPr>
           <w:lang w:val="fr-FR"/>
         </w:rPr>
@@ -435,6 +594,7 @@
     <w:p>
       <w:pPr>
         <w:pStyle w:val="Paragraphedeliste"/>
+        <w:spacing w:line="360" w:lineRule="auto"/>
         <w:rPr>
           <w:lang w:val="fr-FR"/>
         </w:rPr>
@@ -447,6 +607,7 @@
           <w:ilvl w:val="0"/>
           <w:numId w:val="3"/>
         </w:numPr>
+        <w:spacing w:line="360" w:lineRule="auto"/>
         <w:rPr>
           <w:lang w:val="fr-FR"/>
         </w:rPr>
@@ -461,6 +622,7 @@
     <w:p>
       <w:pPr>
         <w:pStyle w:val="Paragraphedeliste"/>
+        <w:spacing w:line="360" w:lineRule="auto"/>
         <w:rPr>
           <w:lang w:val="fr-FR"/>
         </w:rPr>
@@ -473,6 +635,7 @@
           <w:ilvl w:val="0"/>
           <w:numId w:val="3"/>
         </w:numPr>
+        <w:spacing w:line="360" w:lineRule="auto"/>
         <w:rPr>
           <w:lang w:val="fr-FR"/>
         </w:rPr>
@@ -487,20 +650,23 @@
     <w:p>
       <w:pPr>
         <w:pStyle w:val="Paragraphedeliste"/>
-        <w:rPr>
-          <w:lang w:val="fr-FR"/>
-        </w:rPr>
-      </w:pPr>
-    </w:p>
-    <w:p>
-      <w:pPr>
-        <w:rPr>
-          <w:lang w:val="fr-FR"/>
-        </w:rPr>
-      </w:pPr>
-    </w:p>
-    <w:p>
-      <w:pPr>
+        <w:spacing w:line="360" w:lineRule="auto"/>
+        <w:rPr>
+          <w:lang w:val="fr-FR"/>
+        </w:rPr>
+      </w:pPr>
+    </w:p>
+    <w:p>
+      <w:pPr>
+        <w:spacing w:line="360" w:lineRule="auto"/>
+        <w:rPr>
+          <w:lang w:val="fr-FR"/>
+        </w:rPr>
+      </w:pPr>
+    </w:p>
+    <w:p>
+      <w:pPr>
+        <w:spacing w:line="360" w:lineRule="auto"/>
         <w:rPr>
           <w:lang w:val="fr-FR"/>
         </w:rPr>
@@ -514,6 +680,48 @@
     </w:p>
     <w:p>
       <w:pPr>
+        <w:spacing w:line="360" w:lineRule="auto"/>
+        <w:rPr>
+          <w:lang w:val="fr-FR"/>
+        </w:rPr>
+      </w:pPr>
+    </w:p>
+    <w:p>
+      <w:pPr>
+        <w:spacing w:line="360" w:lineRule="auto"/>
+        <w:rPr>
+          <w:lang w:val="fr-FR"/>
+        </w:rPr>
+      </w:pPr>
+      <w:r>
+        <w:rPr>
+          <w:lang w:val="fr-FR"/>
+        </w:rPr>
+        <w:t>Beaucoup d’historiens ont travaillé sur le procès, sur la perception de robert d’Artois par les chroniqueurs individuellement mais j’ai le sentiment qu’il manque une étude plus complète sur l’évolution de Robert d’Artois en tant qu’objet historique sur le temps long entre son procès et les premiers travaux scientifiques au 18</w:t>
+      </w:r>
+      <w:r>
+        <w:rPr>
+          <w:vertAlign w:val="superscript"/>
+          <w:lang w:val="fr-FR"/>
+        </w:rPr>
+        <w:t>e</w:t>
+      </w:r>
+      <w:r>
+        <w:rPr>
+          <w:lang w:val="fr-FR"/>
+        </w:rPr>
+        <w:t xml:space="preserve">. </w:t>
+      </w:r>
+      <w:r>
+        <w:rPr>
+          <w:lang w:val="fr-FR"/>
+        </w:rPr>
+        <w:t>C’est l’occasion surtout d’aborder comment on a utilisé Robert d’Artois pour transmettre des sentiments idéologiques plus larges.</w:t>
+      </w:r>
+    </w:p>
+    <w:p>
+      <w:pPr>
+        <w:spacing w:line="360" w:lineRule="auto"/>
         <w:rPr>
           <w:lang w:val="fr-FR"/>
         </w:rPr>
@@ -526,6 +734,7 @@
           <w:ilvl w:val="0"/>
           <w:numId w:val="2"/>
         </w:numPr>
+        <w:spacing w:line="360" w:lineRule="auto"/>
         <w:rPr>
           <w:lang w:val="fr-FR"/>
         </w:rPr>
@@ -544,6 +753,7 @@
           <w:ilvl w:val="0"/>
           <w:numId w:val="2"/>
         </w:numPr>
+        <w:spacing w:line="360" w:lineRule="auto"/>
         <w:rPr>
           <w:lang w:val="fr-FR"/>
         </w:rPr>
@@ -562,6 +772,7 @@
           <w:ilvl w:val="0"/>
           <w:numId w:val="2"/>
         </w:numPr>
+        <w:spacing w:line="360" w:lineRule="auto"/>
         <w:rPr>
           <w:lang w:val="fr-FR"/>
         </w:rPr>
@@ -580,6 +791,7 @@
           <w:ilvl w:val="0"/>
           <w:numId w:val="2"/>
         </w:numPr>
+        <w:spacing w:line="360" w:lineRule="auto"/>
         <w:rPr>
           <w:lang w:val="fr-FR"/>
         </w:rPr>
@@ -602,7 +814,7 @@
 </file>
 
 <file path=word/numbering.xml><?xml version="1.0" encoding="utf-8"?>
-<w:numbering xmlns:wpc="http://schemas.microsoft.com/office/word/2010/wordprocessingCanvas" xmlns:cx="http://schemas.microsoft.com/office/drawing/2014/chartex" xmlns:cx1="http://schemas.microsoft.com/office/drawing/2015/9/8/chartex" xmlns:cx2="http://schemas.microsoft.com/office/drawing/2015/10/21/chartex" xmlns:cx3="http://schemas.microsoft.com/office/drawing/2016/5/9/chartex" xmlns:cx4="http://schemas.microsoft.com/office/drawing/2016/5/10/chartex" xmlns:cx5="http://schemas.microsoft.com/office/drawing/2016/5/11/chartex" xmlns:cx6="http://schemas.microsoft.com/office/drawing/2016/5/12/chartex" xmlns:cx7="http://schemas.microsoft.com/office/drawing/2016/5/13/chartex" xmlns:cx8="http://schemas.microsoft.com/office/drawing/2016/5/14/chartex" xmlns:mc="http://schemas.openxmlformats.org/markup-compatibility/2006" xmlns:aink="http://schemas.microsoft.com/office/drawing/2016/ink" xmlns:am3d="http://schemas.microsoft.com/office/drawing/2017/model3d" xmlns:o="urn:schemas-microsoft-com:office:office" xmlns:oel="http://schemas.microsoft.com/office/2019/extlst" xmlns:r="http://schemas.openxmlformats.org/officeDocument/2006/relationships" xmlns:m="http://schemas.openxmlformats.org/officeDocument/2006/math" xmlns:v="urn:schemas-microsoft-com:vml" xmlns:wp14="http://schemas.microsoft.com/office/word/2010/wordprocessingDrawing" xmlns:wp="http://schemas.openxmlformats.org/drawingml/2006/wordprocessingDrawing" xmlns:w10="urn:schemas-microsoft-com:office:word" xmlns:w="http://schemas.openxmlformats.org/wordprocessingml/2006/main" xmlns:w14="http://schemas.microsoft.com/office/word/2010/wordml" xmlns:w15="http://schemas.microsoft.com/office/word/2012/wordml" xmlns:w16cei="http://schemas.microsoft.com/office/word/2026/wordml/cei" xmlns:w16cex="http://schemas.microsoft.com/office/word/2018/wordml/cex" xmlns:w16cid="http://schemas.microsoft.com/office/word/2016/wordml/cid" xmlns:w16="http://schemas.microsoft.com/office/word/2018/wordml" xmlns:w16du="http://schemas.microsoft.com/office/word/2023/wordml/word16du" xmlns:w16sdtdh="http://schemas.microsoft.com/office/word/2020/wordml/sdtdatahash" xmlns:w16sdtfl="http://schemas.microsoft.com/office/word/2024/wordml/sdtformatlock" xmlns:w16se="http://schemas.microsoft.com/office/word/2015/wordml/symex" xmlns:wpg="http://schemas.microsoft.com/office/word/2010/wordprocessingGroup" xmlns:wpi="http://schemas.microsoft.com/office/word/2010/wordprocessingInk" xmlns:wne="http://schemas.microsoft.com/office/word/2006/wordml" xmlns:wps="http://schemas.microsoft.com/office/word/2010/wordprocessingShape" mc:Ignorable="w14 w15 w16se w16cid w16 w16cex w16sdtdh w16sdtfl w16du wp14">
+<w:numbering xmlns:wpc="http://schemas.microsoft.com/office/word/2010/wordprocessingCanvas" xmlns:cx="http://schemas.microsoft.com/office/drawing/2014/chartex" xmlns:cx1="http://schemas.microsoft.com/office/drawing/2015/9/8/chartex" xmlns:cx2="http://schemas.microsoft.com/office/drawing/2015/10/21/chartex" xmlns:cx3="http://schemas.microsoft.com/office/drawing/2016/5/9/chartex" xmlns:cx4="http://schemas.microsoft.com/office/drawing/2016/5/10/chartex" xmlns:cx5="http://schemas.microsoft.com/office/drawing/2016/5/11/chartex" xmlns:cx6="http://schemas.microsoft.com/office/drawing/2016/5/12/chartex" xmlns:cx7="http://schemas.microsoft.com/office/drawing/2016/5/13/chartex" xmlns:cx8="http://schemas.microsoft.com/office/drawing/2016/5/14/chartex" xmlns:mc="http://schemas.openxmlformats.org/markup-compatibility/2006" xmlns:aink="http://schemas.microsoft.com/office/drawing/2016/ink" xmlns:am3d="http://schemas.microsoft.com/office/drawing/2017/model3d" xmlns:o="urn:schemas-microsoft-com:office:office" xmlns:oel="http://schemas.microsoft.com/office/2019/extlst" xmlns:r="http://schemas.openxmlformats.org/officeDocument/2006/relationships" xmlns:m="http://schemas.openxmlformats.org/officeDocument/2006/math" xmlns:v="urn:schemas-microsoft-com:vml" xmlns:wp14="http://schemas.microsoft.com/office/word/2010/wordprocessingDrawing" xmlns:wp="http://schemas.openxmlformats.org/drawingml/2006/wordprocessingDrawing" xmlns:w10="urn:schemas-microsoft-com:office:word" xmlns:w="http://schemas.openxmlformats.org/wordprocessingml/2006/main" xmlns:w14="http://schemas.microsoft.com/office/word/2010/wordml" xmlns:w15="http://schemas.microsoft.com/office/word/2012/wordml" xmlns:w16cex="http://schemas.microsoft.com/office/word/2018/wordml/cex" xmlns:w16cid="http://schemas.microsoft.com/office/word/2016/wordml/cid" xmlns:w16="http://schemas.microsoft.com/office/word/2018/wordml" xmlns:w16du="http://schemas.microsoft.com/office/word/2023/wordml/word16du" xmlns:w16sdtdh="http://schemas.microsoft.com/office/word/2020/wordml/sdtdatahash" xmlns:w16sdtfl="http://schemas.microsoft.com/office/word/2024/wordml/sdtformatlock" xmlns:w16se="http://schemas.microsoft.com/office/word/2015/wordml/symex" xmlns:wpg="http://schemas.microsoft.com/office/word/2010/wordprocessingGroup" xmlns:wpi="http://schemas.microsoft.com/office/word/2010/wordprocessingInk" xmlns:wne="http://schemas.microsoft.com/office/word/2006/wordml" xmlns:wps="http://schemas.microsoft.com/office/word/2010/wordprocessingShape" mc:Ignorable="w14 w15 w16se w16cid w16 w16cex w16sdtdh w16sdtfl w16du wp14">
   <w:abstractNum w:abstractNumId="0" w15:restartNumberingAfterBreak="0">
     <w:nsid w:val="19C54A56"/>
     <w:multiLevelType w:val="multilevel"/>

--- a/Notes/Plan.docx
+++ b/Notes/Plan.docx
@@ -35,6 +35,122 @@
         <w:rPr>
           <w:lang w:val="fr-FR"/>
         </w:rPr>
+        <w:t>Réunion Bertrand : PASSION TRAVAIL ORIGINALITE</w:t>
+      </w:r>
+    </w:p>
+    <w:p>
+      <w:pPr>
+        <w:spacing w:line="360" w:lineRule="auto"/>
+        <w:rPr>
+          <w:lang w:val="fr-FR"/>
+        </w:rPr>
+      </w:pPr>
+    </w:p>
+    <w:p>
+      <w:pPr>
+        <w:spacing w:line="360" w:lineRule="auto"/>
+        <w:rPr>
+          <w:lang w:val="fr-FR"/>
+        </w:rPr>
+      </w:pPr>
+      <w:r>
+        <w:rPr>
+          <w:lang w:val="fr-FR"/>
+        </w:rPr>
+        <w:t xml:space="preserve">Je dois trouver un sujet de mémoire original et ne pas faire de l’historiographie traditionnelle. Je dois relier les écrivains avec des courants politiques, des idéologies, des personnes, des influences, trouver un FIL ROUGE </w:t>
+      </w:r>
+    </w:p>
+    <w:p>
+      <w:pPr>
+        <w:spacing w:line="360" w:lineRule="auto"/>
+        <w:rPr>
+          <w:lang w:val="fr-FR"/>
+        </w:rPr>
+      </w:pPr>
+    </w:p>
+    <w:p>
+      <w:pPr>
+        <w:spacing w:line="360" w:lineRule="auto"/>
+        <w:rPr>
+          <w:lang w:val="fr-FR"/>
+        </w:rPr>
+      </w:pPr>
+      <w:r>
+        <w:rPr>
+          <w:lang w:val="fr-FR"/>
+        </w:rPr>
+        <w:t>Les vi</w:t>
+      </w:r>
+      <w:r>
+        <w:rPr>
+          <w:lang w:val="fr-FR"/>
+        </w:rPr>
+        <w:t>sage</w:t>
+      </w:r>
+      <w:r>
+        <w:rPr>
+          <w:lang w:val="fr-FR"/>
+        </w:rPr>
+        <w:t>s</w:t>
+      </w:r>
+      <w:r>
+        <w:rPr>
+          <w:lang w:val="fr-FR"/>
+        </w:rPr>
+        <w:t xml:space="preserve"> de Robert d’Artois</w:t>
+      </w:r>
+      <w:r>
+        <w:rPr>
+          <w:lang w:val="fr-FR"/>
+        </w:rPr>
+        <w:t>. Influences et idéologies dans la construction d’un personnage historique (14</w:t>
+      </w:r>
+      <w:r>
+        <w:rPr>
+          <w:vertAlign w:val="superscript"/>
+          <w:lang w:val="fr-FR"/>
+        </w:rPr>
+        <w:t>e</w:t>
+      </w:r>
+      <w:r>
+        <w:rPr>
+          <w:lang w:val="fr-FR"/>
+        </w:rPr>
+        <w:t>-17</w:t>
+      </w:r>
+      <w:r>
+        <w:rPr>
+          <w:vertAlign w:val="superscript"/>
+          <w:lang w:val="fr-FR"/>
+        </w:rPr>
+        <w:t>e</w:t>
+      </w:r>
+      <w:r>
+        <w:rPr>
+          <w:lang w:val="fr-FR"/>
+        </w:rPr>
+        <w:t>).</w:t>
+      </w:r>
+    </w:p>
+    <w:p>
+      <w:pPr>
+        <w:spacing w:line="360" w:lineRule="auto"/>
+        <w:rPr>
+          <w:lang w:val="fr-FR"/>
+        </w:rPr>
+      </w:pPr>
+    </w:p>
+    <w:p>
+      <w:pPr>
+        <w:spacing w:line="360" w:lineRule="auto"/>
+        <w:rPr>
+          <w:lang w:val="fr-FR"/>
+        </w:rPr>
+      </w:pPr>
+      <w:r>
+        <w:rPr>
+          <w:lang w:val="fr-FR"/>
+        </w:rPr>
         <w:t xml:space="preserve">Intro </w:t>
       </w:r>
     </w:p>
@@ -67,6 +183,14 @@
     </w:p>
     <w:p>
       <w:pPr>
+        <w:spacing w:line="360" w:lineRule="auto"/>
+        <w:rPr>
+          <w:lang w:val="fr-FR"/>
+        </w:rPr>
+      </w:pPr>
+    </w:p>
+    <w:p>
+      <w:pPr>
         <w:pStyle w:val="Paragraphedeliste"/>
         <w:numPr>
           <w:ilvl w:val="1"/>
@@ -87,7 +211,13 @@
         <w:rPr>
           <w:lang w:val="fr-FR"/>
         </w:rPr>
-        <w:t> : Robert criminel</w:t>
+        <w:t> </w:t>
+      </w:r>
+      <w:r>
+        <w:rPr>
+          <w:lang w:val="fr-FR"/>
+        </w:rPr>
+        <w:t>royaux et la diabolisation de Robert d’Artois</w:t>
       </w:r>
     </w:p>
     <w:p>
@@ -133,12 +263,6 @@
         <w:rPr>
           <w:lang w:val="fr-FR"/>
         </w:rPr>
-        <w:t xml:space="preserve">Robert chevalier : </w:t>
-      </w:r>
-      <w:r>
-        <w:rPr>
-          <w:lang w:val="fr-FR"/>
-        </w:rPr>
         <w:t>Jean le Bel, sa postérité, et le consensus des chroniqueurs</w:t>
       </w:r>
     </w:p>
@@ -158,27 +282,21 @@
         <w:rPr>
           <w:lang w:val="fr-FR"/>
         </w:rPr>
+        <w:t xml:space="preserve">Un chroniqueur multiple : Jean </w:t>
+      </w:r>
+      <w:r>
+        <w:rPr>
+          <w:lang w:val="fr-FR"/>
+        </w:rPr>
         <w:t xml:space="preserve">Froissart </w:t>
       </w:r>
-      <w:r>
-        <w:rPr>
-          <w:lang w:val="fr-FR"/>
-        </w:rPr>
-        <w:t>désenchanté</w:t>
-      </w:r>
-      <w:r>
-        <w:rPr>
-          <w:lang w:val="fr-FR"/>
-        </w:rPr>
-        <w:t> : Robert d’Artois et la crise de la chevalerie</w:t>
-      </w:r>
     </w:p>
     <w:p>
       <w:pPr>
         <w:pStyle w:val="Paragraphedeliste"/>
         <w:numPr>
-          <w:ilvl w:val="3"/>
-          <w:numId w:val="1"/>
+          <w:ilvl w:val="0"/>
+          <w:numId w:val="5"/>
         </w:numPr>
         <w:spacing w:line="360" w:lineRule="auto"/>
         <w:rPr>
@@ -189,15 +307,21 @@
         <w:rPr>
           <w:lang w:val="fr-FR"/>
         </w:rPr>
-        <w:t xml:space="preserve"> Froissart et ses mécènes</w:t>
+        <w:t>L’évolution du discours</w:t>
+      </w:r>
+      <w:r>
+        <w:rPr>
+          <w:lang w:val="fr-FR"/>
+        </w:rPr>
+        <w:t xml:space="preserve"> (diller)</w:t>
       </w:r>
     </w:p>
     <w:p>
       <w:pPr>
         <w:pStyle w:val="Paragraphedeliste"/>
         <w:numPr>
-          <w:ilvl w:val="3"/>
-          <w:numId w:val="1"/>
+          <w:ilvl w:val="0"/>
+          <w:numId w:val="5"/>
         </w:numPr>
         <w:spacing w:line="360" w:lineRule="auto"/>
         <w:rPr>
@@ -208,7 +332,139 @@
         <w:rPr>
           <w:lang w:val="fr-FR"/>
         </w:rPr>
-        <w:t xml:space="preserve"> Le voyage en Angleterre</w:t>
+        <w:t>Les raisons du changement (trouver meilleur titre)</w:t>
+      </w:r>
+    </w:p>
+    <w:p>
+      <w:pPr>
+        <w:pStyle w:val="Paragraphedeliste"/>
+        <w:numPr>
+          <w:ilvl w:val="0"/>
+          <w:numId w:val="6"/>
+        </w:numPr>
+        <w:spacing w:line="360" w:lineRule="auto"/>
+        <w:rPr>
+          <w:lang w:val="fr-FR"/>
+        </w:rPr>
+      </w:pPr>
+      <w:r>
+        <w:rPr>
+          <w:lang w:val="fr-FR"/>
+        </w:rPr>
+        <w:t>Mécènes ?</w:t>
+      </w:r>
+      <w:r>
+        <w:rPr>
+          <w:lang w:val="fr-FR"/>
+        </w:rPr>
+        <w:t xml:space="preserve"> (soupokova + voir l’article dans froissart et sa forge)</w:t>
+      </w:r>
+    </w:p>
+    <w:p>
+      <w:pPr>
+        <w:pStyle w:val="Paragraphedeliste"/>
+        <w:numPr>
+          <w:ilvl w:val="0"/>
+          <w:numId w:val="6"/>
+        </w:numPr>
+        <w:spacing w:line="360" w:lineRule="auto"/>
+        <w:rPr>
+          <w:lang w:val="fr-FR"/>
+        </w:rPr>
+      </w:pPr>
+      <w:r>
+        <w:rPr>
+          <w:lang w:val="fr-FR"/>
+        </w:rPr>
+        <w:t>Sources ?</w:t>
+      </w:r>
+      <w:r>
+        <w:rPr>
+          <w:lang w:val="fr-FR"/>
+        </w:rPr>
+        <w:t xml:space="preserve"> (soupokova)</w:t>
+      </w:r>
+    </w:p>
+    <w:p>
+      <w:pPr>
+        <w:pStyle w:val="Paragraphedeliste"/>
+        <w:numPr>
+          <w:ilvl w:val="0"/>
+          <w:numId w:val="6"/>
+        </w:numPr>
+        <w:spacing w:line="360" w:lineRule="auto"/>
+        <w:rPr>
+          <w:lang w:val="fr-FR"/>
+        </w:rPr>
+      </w:pPr>
+      <w:r>
+        <w:rPr>
+          <w:lang w:val="fr-FR"/>
+        </w:rPr>
+        <w:t>Idéologie personnelle</w:t>
+      </w:r>
+      <w:r>
+        <w:rPr>
+          <w:lang w:val="fr-FR"/>
+        </w:rPr>
+        <w:t xml:space="preserve"> (diller)</w:t>
+      </w:r>
+    </w:p>
+    <w:p>
+      <w:pPr>
+        <w:pStyle w:val="Paragraphedeliste"/>
+        <w:spacing w:line="360" w:lineRule="auto"/>
+        <w:ind w:left="2832"/>
+        <w:rPr>
+          <w:lang w:val="fr-FR"/>
+        </w:rPr>
+      </w:pPr>
+      <w:r>
+        <w:rPr>
+          <w:lang w:val="fr-FR"/>
+        </w:rPr>
+        <w:t>+ Les débuts</w:t>
+      </w:r>
+    </w:p>
+    <w:p>
+      <w:pPr>
+        <w:pStyle w:val="Paragraphedeliste"/>
+        <w:spacing w:line="360" w:lineRule="auto"/>
+        <w:ind w:left="2832"/>
+        <w:rPr>
+          <w:lang w:val="fr-FR"/>
+        </w:rPr>
+      </w:pPr>
+      <w:r>
+        <w:rPr>
+          <w:lang w:val="fr-FR"/>
+        </w:rPr>
+        <w:t>+ Grandeur et décadence de la cour anglaise</w:t>
+      </w:r>
+      <w:r>
+        <w:rPr>
+          <w:lang w:val="fr-FR"/>
+        </w:rPr>
+        <w:t xml:space="preserve"> (ne pas oublier qu’il fit aussi des interviews pdnt ce voyage)</w:t>
+      </w:r>
+    </w:p>
+    <w:p>
+      <w:pPr>
+        <w:pStyle w:val="Paragraphedeliste"/>
+        <w:numPr>
+          <w:ilvl w:val="0"/>
+          <w:numId w:val="6"/>
+        </w:numPr>
+        <w:spacing w:line="360" w:lineRule="auto"/>
+        <w:rPr>
+          <w:lang w:val="fr-FR"/>
+        </w:rPr>
+      </w:pPr>
+      <w:r>
+        <w:rPr>
+          <w:lang w:val="fr-FR"/>
+        </w:rPr>
+        <w:t>Le vœu du héron (même e si il ne l’a pas écrit il a surement du être influencé)</w:t>
       </w:r>
     </w:p>
     <w:p>
@@ -272,33 +528,6 @@
     </w:p>
     <w:p>
       <w:pPr>
-        <w:spacing w:line="360" w:lineRule="auto"/>
-        <w:rPr>
-          <w:lang w:val="fr-FR"/>
-        </w:rPr>
-      </w:pPr>
-    </w:p>
-    <w:p>
-      <w:pPr>
-        <w:pStyle w:val="Paragraphedeliste"/>
-        <w:numPr>
-          <w:ilvl w:val="0"/>
-          <w:numId w:val="1"/>
-        </w:numPr>
-        <w:spacing w:line="360" w:lineRule="auto"/>
-        <w:rPr>
-          <w:lang w:val="fr-FR"/>
-        </w:rPr>
-      </w:pPr>
-      <w:r>
-        <w:rPr>
-          <w:lang w:val="fr-FR"/>
-        </w:rPr>
-        <w:t>Le début de l’écriture scientifique</w:t>
-      </w:r>
-    </w:p>
-    <w:p>
-      <w:pPr>
         <w:pStyle w:val="Paragraphedeliste"/>
         <w:numPr>
           <w:ilvl w:val="1"/>
@@ -313,16 +542,49 @@
         <w:rPr>
           <w:lang w:val="fr-FR"/>
         </w:rPr>
-        <w:t xml:space="preserve"> Antoine Lancelot : un historien scientifique face aux préjugés renaissants</w:t>
-      </w:r>
-    </w:p>
-    <w:p>
-      <w:pPr>
-        <w:spacing w:line="360" w:lineRule="auto"/>
-        <w:rPr>
-          <w:lang w:val="fr-FR"/>
-        </w:rPr>
-      </w:pPr>
+        <w:t>Ssksks</w:t>
+      </w:r>
+    </w:p>
+    <w:p>
+      <w:pPr>
+        <w:pStyle w:val="Paragraphedeliste"/>
+        <w:numPr>
+          <w:ilvl w:val="1"/>
+          <w:numId w:val="1"/>
+        </w:numPr>
+        <w:spacing w:line="360" w:lineRule="auto"/>
+        <w:rPr>
+          <w:lang w:val="fr-FR"/>
+        </w:rPr>
+      </w:pPr>
+      <w:r>
+        <w:rPr>
+          <w:lang w:val="fr-FR"/>
+        </w:rPr>
+        <w:t>Skskks</w:t>
+      </w:r>
+    </w:p>
+    <w:p>
+      <w:pPr>
+        <w:spacing w:line="360" w:lineRule="auto"/>
+        <w:rPr>
+          <w:lang w:val="fr-FR"/>
+        </w:rPr>
+      </w:pPr>
+    </w:p>
+    <w:p>
+      <w:pPr>
+        <w:spacing w:line="360" w:lineRule="auto"/>
+        <w:rPr>
+          <w:lang w:val="fr-FR"/>
+        </w:rPr>
+      </w:pPr>
+      <w:r>
+        <w:rPr>
+          <w:lang w:val="fr-FR"/>
+        </w:rPr>
+        <w:t>Epilogue (Antoine Lancelot, Druon, Sample, etc.)</w:t>
+      </w:r>
     </w:p>
     <w:p>
       <w:pPr>
@@ -716,7 +978,14 @@
         <w:rPr>
           <w:lang w:val="fr-FR"/>
         </w:rPr>
-        <w:t>C’est l’occasion surtout d’aborder comment on a utilisé Robert d’Artois pour transmettre des sentiments idéologiques plus larges.</w:t>
+        <w:t xml:space="preserve">C’est l’occasion surtout d’aborder </w:t>
+      </w:r>
+      <w:r>
+        <w:rPr>
+          <w:lang w:val="fr-FR"/>
+        </w:rPr>
+        <w:lastRenderedPageBreak/>
+        <w:t>comment on a utilisé Robert d’Artois pour transmettre des sentiments idéologiques plus larges.</w:t>
       </w:r>
     </w:p>
     <w:p>
@@ -801,6 +1070,60 @@
           <w:lang w:val="fr-FR"/>
         </w:rPr>
         <w:t>Domaine finalement peu étudié, surtout pour les textes renaissants et les chroniqueurs anglais</w:t>
+      </w:r>
+    </w:p>
+    <w:p>
+      <w:pPr>
+        <w:spacing w:line="360" w:lineRule="auto"/>
+        <w:rPr>
+          <w:lang w:val="fr-FR"/>
+        </w:rPr>
+      </w:pPr>
+    </w:p>
+    <w:p>
+      <w:pPr>
+        <w:spacing w:line="360" w:lineRule="auto"/>
+        <w:rPr>
+          <w:lang w:val="fr-FR"/>
+        </w:rPr>
+      </w:pPr>
+    </w:p>
+    <w:p>
+      <w:pPr>
+        <w:spacing w:line="360" w:lineRule="auto"/>
+        <w:rPr>
+          <w:color w:val="EE0000"/>
+          <w:lang w:val="fr-FR"/>
+        </w:rPr>
+      </w:pPr>
+      <w:r>
+        <w:rPr>
+          <w:color w:val="EE0000"/>
+          <w:lang w:val="fr-FR"/>
+        </w:rPr>
+        <w:t>PLAN de rédaction</w:t>
+      </w:r>
+    </w:p>
+    <w:p>
+      <w:pPr>
+        <w:spacing w:line="360" w:lineRule="auto"/>
+        <w:rPr>
+          <w:lang w:val="fr-FR"/>
+        </w:rPr>
+      </w:pPr>
+    </w:p>
+    <w:p>
+      <w:pPr>
+        <w:spacing w:line="360" w:lineRule="auto"/>
+        <w:rPr>
+          <w:lang w:val="fr-FR"/>
+        </w:rPr>
+      </w:pPr>
+      <w:r>
+        <w:rPr>
+          <w:lang w:val="fr-FR"/>
+        </w:rPr>
+        <w:t>Passer en revue tous les travaux lus, et noter à quelle partie du plan ils vont être utiles. Ensuite écrite point par point.</w:t>
       </w:r>
     </w:p>
     <w:sectPr>
@@ -816,6 +1139,119 @@
 <file path=word/numbering.xml><?xml version="1.0" encoding="utf-8"?>
 <w:numbering xmlns:wpc="http://schemas.microsoft.com/office/word/2010/wordprocessingCanvas" xmlns:cx="http://schemas.microsoft.com/office/drawing/2014/chartex" xmlns:cx1="http://schemas.microsoft.com/office/drawing/2015/9/8/chartex" xmlns:cx2="http://schemas.microsoft.com/office/drawing/2015/10/21/chartex" xmlns:cx3="http://schemas.microsoft.com/office/drawing/2016/5/9/chartex" xmlns:cx4="http://schemas.microsoft.com/office/drawing/2016/5/10/chartex" xmlns:cx5="http://schemas.microsoft.com/office/drawing/2016/5/11/chartex" xmlns:cx6="http://schemas.microsoft.com/office/drawing/2016/5/12/chartex" xmlns:cx7="http://schemas.microsoft.com/office/drawing/2016/5/13/chartex" xmlns:cx8="http://schemas.microsoft.com/office/drawing/2016/5/14/chartex" xmlns:mc="http://schemas.openxmlformats.org/markup-compatibility/2006" xmlns:aink="http://schemas.microsoft.com/office/drawing/2016/ink" xmlns:am3d="http://schemas.microsoft.com/office/drawing/2017/model3d" xmlns:o="urn:schemas-microsoft-com:office:office" xmlns:oel="http://schemas.microsoft.com/office/2019/extlst" xmlns:r="http://schemas.openxmlformats.org/officeDocument/2006/relationships" xmlns:m="http://schemas.openxmlformats.org/officeDocument/2006/math" xmlns:v="urn:schemas-microsoft-com:vml" xmlns:wp14="http://schemas.microsoft.com/office/word/2010/wordprocessingDrawing" xmlns:wp="http://schemas.openxmlformats.org/drawingml/2006/wordprocessingDrawing" xmlns:w10="urn:schemas-microsoft-com:office:word" xmlns:w="http://schemas.openxmlformats.org/wordprocessingml/2006/main" xmlns:w14="http://schemas.microsoft.com/office/word/2010/wordml" xmlns:w15="http://schemas.microsoft.com/office/word/2012/wordml" xmlns:w16cex="http://schemas.microsoft.com/office/word/2018/wordml/cex" xmlns:w16cid="http://schemas.microsoft.com/office/word/2016/wordml/cid" xmlns:w16="http://schemas.microsoft.com/office/word/2018/wordml" xmlns:w16du="http://schemas.microsoft.com/office/word/2023/wordml/word16du" xmlns:w16sdtdh="http://schemas.microsoft.com/office/word/2020/wordml/sdtdatahash" xmlns:w16sdtfl="http://schemas.microsoft.com/office/word/2024/wordml/sdtformatlock" xmlns:w16se="http://schemas.microsoft.com/office/word/2015/wordml/symex" xmlns:wpg="http://schemas.microsoft.com/office/word/2010/wordprocessingGroup" xmlns:wpi="http://schemas.microsoft.com/office/word/2010/wordprocessingInk" xmlns:wne="http://schemas.microsoft.com/office/word/2006/wordml" xmlns:wps="http://schemas.microsoft.com/office/word/2010/wordprocessingShape" mc:Ignorable="w14 w15 w16se w16cid w16 w16cex w16sdtdh w16sdtfl w16du wp14">
   <w:abstractNum w:abstractNumId="0" w15:restartNumberingAfterBreak="0">
+    <w:nsid w:val="09DE3A1F"/>
+    <w:multiLevelType w:val="hybridMultilevel"/>
+    <w:tmpl w:val="72DCC83E"/>
+    <w:lvl w:ilvl="0" w:tplc="99B068DE">
+      <w:start w:val="16"/>
+      <w:numFmt w:val="bullet"/>
+      <w:lvlText w:val=""/>
+      <w:lvlJc w:val="left"/>
+      <w:pPr>
+        <w:ind w:left="720" w:hanging="360"/>
+      </w:pPr>
+      <w:rPr>
+        <w:rFonts w:ascii="Wingdings" w:eastAsiaTheme="minorHAnsi" w:hAnsi="Wingdings" w:cs="Times New Roman" w:hint="default"/>
+      </w:rPr>
+    </w:lvl>
+    <w:lvl w:ilvl="1" w:tplc="080C0003" w:tentative="1">
+      <w:start w:val="1"/>
+      <w:numFmt w:val="bullet"/>
+      <w:lvlText w:val="o"/>
+      <w:lvlJc w:val="left"/>
+      <w:pPr>
+        <w:ind w:left="1440" w:hanging="360"/>
+      </w:pPr>
+      <w:rPr>
+        <w:rFonts w:ascii="Courier New" w:hAnsi="Courier New" w:cs="Courier New" w:hint="default"/>
+      </w:rPr>
+    </w:lvl>
+    <w:lvl w:ilvl="2" w:tplc="080C0005" w:tentative="1">
+      <w:start w:val="1"/>
+      <w:numFmt w:val="bullet"/>
+      <w:lvlText w:val=""/>
+      <w:lvlJc w:val="left"/>
+      <w:pPr>
+        <w:ind w:left="2160" w:hanging="360"/>
+      </w:pPr>
+      <w:rPr>
+        <w:rFonts w:ascii="Wingdings" w:hAnsi="Wingdings" w:hint="default"/>
+      </w:rPr>
+    </w:lvl>
+    <w:lvl w:ilvl="3" w:tplc="080C0001" w:tentative="1">
+      <w:start w:val="1"/>
+      <w:numFmt w:val="bullet"/>
+      <w:lvlText w:val=""/>
+      <w:lvlJc w:val="left"/>
+      <w:pPr>
+        <w:ind w:left="2880" w:hanging="360"/>
+      </w:pPr>
+      <w:rPr>
+        <w:rFonts w:ascii="Symbol" w:hAnsi="Symbol" w:hint="default"/>
+      </w:rPr>
+    </w:lvl>
+    <w:lvl w:ilvl="4" w:tplc="080C0003" w:tentative="1">
+      <w:start w:val="1"/>
+      <w:numFmt w:val="bullet"/>
+      <w:lvlText w:val="o"/>
+      <w:lvlJc w:val="left"/>
+      <w:pPr>
+        <w:ind w:left="3600" w:hanging="360"/>
+      </w:pPr>
+      <w:rPr>
+        <w:rFonts w:ascii="Courier New" w:hAnsi="Courier New" w:cs="Courier New" w:hint="default"/>
+      </w:rPr>
+    </w:lvl>
+    <w:lvl w:ilvl="5" w:tplc="080C0005" w:tentative="1">
+      <w:start w:val="1"/>
+      <w:numFmt w:val="bullet"/>
+      <w:lvlText w:val=""/>
+      <w:lvlJc w:val="left"/>
+      <w:pPr>
+        <w:ind w:left="4320" w:hanging="360"/>
+      </w:pPr>
+      <w:rPr>
+        <w:rFonts w:ascii="Wingdings" w:hAnsi="Wingdings" w:hint="default"/>
+      </w:rPr>
+    </w:lvl>
+    <w:lvl w:ilvl="6" w:tplc="080C0001" w:tentative="1">
+      <w:start w:val="1"/>
+      <w:numFmt w:val="bullet"/>
+      <w:lvlText w:val=""/>
+      <w:lvlJc w:val="left"/>
+      <w:pPr>
+        <w:ind w:left="5040" w:hanging="360"/>
+      </w:pPr>
+      <w:rPr>
+        <w:rFonts w:ascii="Symbol" w:hAnsi="Symbol" w:hint="default"/>
+      </w:rPr>
+    </w:lvl>
+    <w:lvl w:ilvl="7" w:tplc="080C0003" w:tentative="1">
+      <w:start w:val="1"/>
+      <w:numFmt w:val="bullet"/>
+      <w:lvlText w:val="o"/>
+      <w:lvlJc w:val="left"/>
+      <w:pPr>
+        <w:ind w:left="5760" w:hanging="360"/>
+      </w:pPr>
+      <w:rPr>
+        <w:rFonts w:ascii="Courier New" w:hAnsi="Courier New" w:cs="Courier New" w:hint="default"/>
+      </w:rPr>
+    </w:lvl>
+    <w:lvl w:ilvl="8" w:tplc="080C0005" w:tentative="1">
+      <w:start w:val="1"/>
+      <w:numFmt w:val="bullet"/>
+      <w:lvlText w:val=""/>
+      <w:lvlJc w:val="left"/>
+      <w:pPr>
+        <w:ind w:left="6480" w:hanging="360"/>
+      </w:pPr>
+      <w:rPr>
+        <w:rFonts w:ascii="Wingdings" w:hAnsi="Wingdings" w:hint="default"/>
+      </w:rPr>
+    </w:lvl>
+  </w:abstractNum>
+  <w:abstractNum w:abstractNumId="1" w15:restartNumberingAfterBreak="0">
     <w:nsid w:val="19C54A56"/>
     <w:multiLevelType w:val="multilevel"/>
     <w:tmpl w:val="9E6CFD0C"/>
@@ -936,7 +1372,7 @@
       </w:rPr>
     </w:lvl>
   </w:abstractNum>
-  <w:abstractNum w:abstractNumId="1" w15:restartNumberingAfterBreak="0">
+  <w:abstractNum w:abstractNumId="2" w15:restartNumberingAfterBreak="0">
     <w:nsid w:val="1F1F0F7A"/>
     <w:multiLevelType w:val="hybridMultilevel"/>
     <w:tmpl w:val="707CBF5A"/>
@@ -1025,7 +1461,7 @@
       </w:pPr>
     </w:lvl>
   </w:abstractNum>
-  <w:abstractNum w:abstractNumId="2" w15:restartNumberingAfterBreak="0">
+  <w:abstractNum w:abstractNumId="3" w15:restartNumberingAfterBreak="0">
     <w:nsid w:val="53AE7445"/>
     <w:multiLevelType w:val="hybridMultilevel"/>
     <w:tmpl w:val="8CAA017E"/>
@@ -1138,14 +1574,249 @@
       </w:rPr>
     </w:lvl>
   </w:abstractNum>
+  <w:abstractNum w:abstractNumId="4" w15:restartNumberingAfterBreak="0">
+    <w:nsid w:val="56D45A72"/>
+    <w:multiLevelType w:val="hybridMultilevel"/>
+    <w:tmpl w:val="92DEE48C"/>
+    <w:lvl w:ilvl="0" w:tplc="B5B8FA7C">
+      <w:start w:val="16"/>
+      <w:numFmt w:val="bullet"/>
+      <w:lvlText w:val="-"/>
+      <w:lvlJc w:val="left"/>
+      <w:pPr>
+        <w:ind w:left="2484" w:hanging="360"/>
+      </w:pPr>
+      <w:rPr>
+        <w:rFonts w:ascii="Times New Roman" w:eastAsiaTheme="minorHAnsi" w:hAnsi="Times New Roman" w:cs="Times New Roman" w:hint="default"/>
+      </w:rPr>
+    </w:lvl>
+    <w:lvl w:ilvl="1" w:tplc="080C0003" w:tentative="1">
+      <w:start w:val="1"/>
+      <w:numFmt w:val="bullet"/>
+      <w:lvlText w:val="o"/>
+      <w:lvlJc w:val="left"/>
+      <w:pPr>
+        <w:ind w:left="3204" w:hanging="360"/>
+      </w:pPr>
+      <w:rPr>
+        <w:rFonts w:ascii="Courier New" w:hAnsi="Courier New" w:cs="Courier New" w:hint="default"/>
+      </w:rPr>
+    </w:lvl>
+    <w:lvl w:ilvl="2" w:tplc="080C0005" w:tentative="1">
+      <w:start w:val="1"/>
+      <w:numFmt w:val="bullet"/>
+      <w:lvlText w:val=""/>
+      <w:lvlJc w:val="left"/>
+      <w:pPr>
+        <w:ind w:left="3924" w:hanging="360"/>
+      </w:pPr>
+      <w:rPr>
+        <w:rFonts w:ascii="Wingdings" w:hAnsi="Wingdings" w:hint="default"/>
+      </w:rPr>
+    </w:lvl>
+    <w:lvl w:ilvl="3" w:tplc="080C0001" w:tentative="1">
+      <w:start w:val="1"/>
+      <w:numFmt w:val="bullet"/>
+      <w:lvlText w:val=""/>
+      <w:lvlJc w:val="left"/>
+      <w:pPr>
+        <w:ind w:left="4644" w:hanging="360"/>
+      </w:pPr>
+      <w:rPr>
+        <w:rFonts w:ascii="Symbol" w:hAnsi="Symbol" w:hint="default"/>
+      </w:rPr>
+    </w:lvl>
+    <w:lvl w:ilvl="4" w:tplc="080C0003" w:tentative="1">
+      <w:start w:val="1"/>
+      <w:numFmt w:val="bullet"/>
+      <w:lvlText w:val="o"/>
+      <w:lvlJc w:val="left"/>
+      <w:pPr>
+        <w:ind w:left="5364" w:hanging="360"/>
+      </w:pPr>
+      <w:rPr>
+        <w:rFonts w:ascii="Courier New" w:hAnsi="Courier New" w:cs="Courier New" w:hint="default"/>
+      </w:rPr>
+    </w:lvl>
+    <w:lvl w:ilvl="5" w:tplc="080C0005" w:tentative="1">
+      <w:start w:val="1"/>
+      <w:numFmt w:val="bullet"/>
+      <w:lvlText w:val=""/>
+      <w:lvlJc w:val="left"/>
+      <w:pPr>
+        <w:ind w:left="6084" w:hanging="360"/>
+      </w:pPr>
+      <w:rPr>
+        <w:rFonts w:ascii="Wingdings" w:hAnsi="Wingdings" w:hint="default"/>
+      </w:rPr>
+    </w:lvl>
+    <w:lvl w:ilvl="6" w:tplc="080C0001" w:tentative="1">
+      <w:start w:val="1"/>
+      <w:numFmt w:val="bullet"/>
+      <w:lvlText w:val=""/>
+      <w:lvlJc w:val="left"/>
+      <w:pPr>
+        <w:ind w:left="6804" w:hanging="360"/>
+      </w:pPr>
+      <w:rPr>
+        <w:rFonts w:ascii="Symbol" w:hAnsi="Symbol" w:hint="default"/>
+      </w:rPr>
+    </w:lvl>
+    <w:lvl w:ilvl="7" w:tplc="080C0003" w:tentative="1">
+      <w:start w:val="1"/>
+      <w:numFmt w:val="bullet"/>
+      <w:lvlText w:val="o"/>
+      <w:lvlJc w:val="left"/>
+      <w:pPr>
+        <w:ind w:left="7524" w:hanging="360"/>
+      </w:pPr>
+      <w:rPr>
+        <w:rFonts w:ascii="Courier New" w:hAnsi="Courier New" w:cs="Courier New" w:hint="default"/>
+      </w:rPr>
+    </w:lvl>
+    <w:lvl w:ilvl="8" w:tplc="080C0005" w:tentative="1">
+      <w:start w:val="1"/>
+      <w:numFmt w:val="bullet"/>
+      <w:lvlText w:val=""/>
+      <w:lvlJc w:val="left"/>
+      <w:pPr>
+        <w:ind w:left="8244" w:hanging="360"/>
+      </w:pPr>
+      <w:rPr>
+        <w:rFonts w:ascii="Wingdings" w:hAnsi="Wingdings" w:hint="default"/>
+      </w:rPr>
+    </w:lvl>
+  </w:abstractNum>
+  <w:abstractNum w:abstractNumId="5" w15:restartNumberingAfterBreak="0">
+    <w:nsid w:val="639D4690"/>
+    <w:multiLevelType w:val="hybridMultilevel"/>
+    <w:tmpl w:val="216E0256"/>
+    <w:lvl w:ilvl="0" w:tplc="DEBE9C5C">
+      <w:start w:val="16"/>
+      <w:numFmt w:val="bullet"/>
+      <w:lvlText w:val=""/>
+      <w:lvlJc w:val="left"/>
+      <w:pPr>
+        <w:ind w:left="1440" w:hanging="360"/>
+      </w:pPr>
+      <w:rPr>
+        <w:rFonts w:ascii="Wingdings" w:eastAsiaTheme="minorHAnsi" w:hAnsi="Wingdings" w:cs="Times New Roman" w:hint="default"/>
+      </w:rPr>
+    </w:lvl>
+    <w:lvl w:ilvl="1" w:tplc="080C0003" w:tentative="1">
+      <w:start w:val="1"/>
+      <w:numFmt w:val="bullet"/>
+      <w:lvlText w:val="o"/>
+      <w:lvlJc w:val="left"/>
+      <w:pPr>
+        <w:ind w:left="2160" w:hanging="360"/>
+      </w:pPr>
+      <w:rPr>
+        <w:rFonts w:ascii="Courier New" w:hAnsi="Courier New" w:cs="Courier New" w:hint="default"/>
+      </w:rPr>
+    </w:lvl>
+    <w:lvl w:ilvl="2" w:tplc="080C0005" w:tentative="1">
+      <w:start w:val="1"/>
+      <w:numFmt w:val="bullet"/>
+      <w:lvlText w:val=""/>
+      <w:lvlJc w:val="left"/>
+      <w:pPr>
+        <w:ind w:left="2880" w:hanging="360"/>
+      </w:pPr>
+      <w:rPr>
+        <w:rFonts w:ascii="Wingdings" w:hAnsi="Wingdings" w:hint="default"/>
+      </w:rPr>
+    </w:lvl>
+    <w:lvl w:ilvl="3" w:tplc="080C0001" w:tentative="1">
+      <w:start w:val="1"/>
+      <w:numFmt w:val="bullet"/>
+      <w:lvlText w:val=""/>
+      <w:lvlJc w:val="left"/>
+      <w:pPr>
+        <w:ind w:left="3600" w:hanging="360"/>
+      </w:pPr>
+      <w:rPr>
+        <w:rFonts w:ascii="Symbol" w:hAnsi="Symbol" w:hint="default"/>
+      </w:rPr>
+    </w:lvl>
+    <w:lvl w:ilvl="4" w:tplc="080C0003" w:tentative="1">
+      <w:start w:val="1"/>
+      <w:numFmt w:val="bullet"/>
+      <w:lvlText w:val="o"/>
+      <w:lvlJc w:val="left"/>
+      <w:pPr>
+        <w:ind w:left="4320" w:hanging="360"/>
+      </w:pPr>
+      <w:rPr>
+        <w:rFonts w:ascii="Courier New" w:hAnsi="Courier New" w:cs="Courier New" w:hint="default"/>
+      </w:rPr>
+    </w:lvl>
+    <w:lvl w:ilvl="5" w:tplc="080C0005" w:tentative="1">
+      <w:start w:val="1"/>
+      <w:numFmt w:val="bullet"/>
+      <w:lvlText w:val=""/>
+      <w:lvlJc w:val="left"/>
+      <w:pPr>
+        <w:ind w:left="5040" w:hanging="360"/>
+      </w:pPr>
+      <w:rPr>
+        <w:rFonts w:ascii="Wingdings" w:hAnsi="Wingdings" w:hint="default"/>
+      </w:rPr>
+    </w:lvl>
+    <w:lvl w:ilvl="6" w:tplc="080C0001" w:tentative="1">
+      <w:start w:val="1"/>
+      <w:numFmt w:val="bullet"/>
+      <w:lvlText w:val=""/>
+      <w:lvlJc w:val="left"/>
+      <w:pPr>
+        <w:ind w:left="5760" w:hanging="360"/>
+      </w:pPr>
+      <w:rPr>
+        <w:rFonts w:ascii="Symbol" w:hAnsi="Symbol" w:hint="default"/>
+      </w:rPr>
+    </w:lvl>
+    <w:lvl w:ilvl="7" w:tplc="080C0003" w:tentative="1">
+      <w:start w:val="1"/>
+      <w:numFmt w:val="bullet"/>
+      <w:lvlText w:val="o"/>
+      <w:lvlJc w:val="left"/>
+      <w:pPr>
+        <w:ind w:left="6480" w:hanging="360"/>
+      </w:pPr>
+      <w:rPr>
+        <w:rFonts w:ascii="Courier New" w:hAnsi="Courier New" w:cs="Courier New" w:hint="default"/>
+      </w:rPr>
+    </w:lvl>
+    <w:lvl w:ilvl="8" w:tplc="080C0005" w:tentative="1">
+      <w:start w:val="1"/>
+      <w:numFmt w:val="bullet"/>
+      <w:lvlText w:val=""/>
+      <w:lvlJc w:val="left"/>
+      <w:pPr>
+        <w:ind w:left="7200" w:hanging="360"/>
+      </w:pPr>
+      <w:rPr>
+        <w:rFonts w:ascii="Wingdings" w:hAnsi="Wingdings" w:hint="default"/>
+      </w:rPr>
+    </w:lvl>
+  </w:abstractNum>
   <w:num w:numId="1" w16cid:durableId="141705514">
+    <w:abstractNumId w:val="1"/>
+  </w:num>
+  <w:num w:numId="2" w16cid:durableId="1292008509">
+    <w:abstractNumId w:val="3"/>
+  </w:num>
+  <w:num w:numId="3" w16cid:durableId="31853155">
+    <w:abstractNumId w:val="2"/>
+  </w:num>
+  <w:num w:numId="4" w16cid:durableId="1859199593">
     <w:abstractNumId w:val="0"/>
   </w:num>
-  <w:num w:numId="2" w16cid:durableId="1292008509">
-    <w:abstractNumId w:val="2"/>
+  <w:num w:numId="5" w16cid:durableId="1439641208">
+    <w:abstractNumId w:val="5"/>
   </w:num>
-  <w:num w:numId="3" w16cid:durableId="31853155">
-    <w:abstractNumId w:val="1"/>
+  <w:num w:numId="6" w16cid:durableId="815220959">
+    <w:abstractNumId w:val="4"/>
   </w:num>
 </w:numbering>
 </file>
